--- a/워크시트/Catch_the_ball_엔트리_워크시트.docx
+++ b/워크시트/Catch_the_ball_엔트리_워크시트.docx
@@ -843,17 +843,6 @@
       </w:r>
     </w:p>
     <w:p>
-      <w:pPr>
-        <w:spacing w:after="120"/>
-      </w:pPr>
-      <w:r>
-        <w:rPr>
-          <w:sz w:val="18"/>
-        </w:rPr>
-        <w:t>※ 색상은 실제 엔트리 편집기의 블록 카테고리를 참고해 스타일화하여 그린 것입니다.</w:t>
-      </w:r>
-    </w:p>
-    <w:p>
       <w:r>
         <w:rPr>
           <w:b/>
@@ -867,7 +856,7 @@
       <w:r>
         <w:drawing>
           <wp:inline xmlns:a="http://schemas.openxmlformats.org/drawingml/2006/main" xmlns:pic="http://schemas.openxmlformats.org/drawingml/2006/picture">
-            <wp:extent cx="3960000" cy="2793214"/>
+            <wp:extent cx="6000000" cy="4869565"/>
             <wp:docPr id="3" name="Picture 3"/>
             <wp:cNvGraphicFramePr>
               <a:graphicFrameLocks noChangeAspect="1"/>
@@ -888,7 +877,7 @@
                   <pic:spPr>
                     <a:xfrm>
                       <a:off x="0" y="0"/>
-                      <a:ext cx="3960000" cy="2793214"/>
+                      <a:ext cx="6000000" cy="4869565"/>
                     </a:xfrm>
                     <a:prstGeom prst="rect"/>
                   </pic:spPr>

--- a/워크시트/Catch_the_ball_엔트리_워크시트.docx
+++ b/워크시트/Catch_the_ball_엔트리_워크시트.docx
@@ -1629,6 +1629,281 @@
         <w:t>탄력성이나 중력 값을 점점 바꿔가며 공의 움직임이 어떻게 달라지는지 실험해 보세요.</w:t>
       </w:r>
     </w:p>
+    <w:tbl>
+      <w:tblPr>
+        <w:tblW w:type="auto" w:w="0"/>
+        <w:jc w:val="center"/>
+        <w:tblLook w:firstColumn="1" w:firstRow="1" w:lastColumn="0" w:lastRow="0" w:noHBand="0" w:noVBand="1" w:val="04A0"/>
+        <w:tblBorders>
+          <w:top w:val="none" w:sz="0" w:space="0" w:color="auto"/>
+          <w:left w:val="none" w:sz="0" w:space="0" w:color="auto"/>
+          <w:bottom w:val="none" w:sz="0" w:space="0" w:color="auto"/>
+          <w:right w:val="none" w:sz="0" w:space="0" w:color="auto"/>
+          <w:insideH w:val="none" w:sz="0" w:space="0" w:color="auto"/>
+          <w:insideV w:val="none" w:sz="0" w:space="0" w:color="auto"/>
+        </w:tblBorders>
+      </w:tblPr>
+      <w:tblGrid>
+        <w:gridCol w:w="9638"/>
+      </w:tblGrid>
+      <w:tr>
+        <w:tc>
+          <w:tcPr>
+            <w:tcW w:type="dxa" w:w="9638"/>
+            <w:shd w:val="clear" w:color="auto" w:fill="1A1A2E"/>
+          </w:tcPr>
+          <w:p>
+            <w:pPr>
+              <w:pageBreakBefore/>
+              <w:jc w:val="center"/>
+            </w:pPr>
+            <w:r>
+              <w:rPr>
+                <w:b/>
+                <w:color w:val="FFFFFF"/>
+                <w:sz w:val="32"/>
+              </w:rPr>
+              <w:t>워크시트 — Catch the ball</w:t>
+            </w:r>
+          </w:p>
+        </w:tc>
+      </w:tr>
+    </w:tbl>
+    <w:p>
+      <w:r>
+        <w:rPr>
+          <w:b w:val="0"/>
+          <w:sz w:val="26"/>
+        </w:rPr>
+      </w:r>
+    </w:p>
+    <w:p>
+      <w:r>
+        <w:rPr>
+          <w:b/>
+          <w:sz w:val="26"/>
+        </w:rPr>
+        <w:t>이름:</w:t>
+      </w:r>
+    </w:p>
+    <w:p>
+      <w:pPr>
+        <w:pBdr>
+          <w:bottom w:val="single" w:sz="4" w:space="1" w:color="999999"/>
+        </w:pBdr>
+        <w:spacing w:after="280"/>
+      </w:pPr>
+      <w:r>
+        <w:rPr>
+          <w:b w:val="0"/>
+          <w:sz w:val="24"/>
+        </w:rPr>
+        <w:t xml:space="preserve"> </w:t>
+      </w:r>
+    </w:p>
+    <w:p>
+      <w:r>
+        <w:rPr>
+          <w:b/>
+          <w:sz w:val="26"/>
+        </w:rPr>
+        <w:t>날짜:</w:t>
+      </w:r>
+    </w:p>
+    <w:p>
+      <w:pPr>
+        <w:pBdr>
+          <w:bottom w:val="single" w:sz="4" w:space="1" w:color="999999"/>
+        </w:pBdr>
+        <w:spacing w:after="280"/>
+      </w:pPr>
+      <w:r>
+        <w:rPr>
+          <w:b w:val="0"/>
+          <w:sz w:val="24"/>
+        </w:rPr>
+        <w:t xml:space="preserve"> </w:t>
+      </w:r>
+    </w:p>
+    <w:p>
+      <w:r>
+        <w:rPr>
+          <w:b w:val="0"/>
+          <w:sz w:val="26"/>
+        </w:rPr>
+      </w:r>
+    </w:p>
+    <w:p>
+      <w:r>
+        <w:rPr>
+          <w:b/>
+          <w:sz w:val="26"/>
+        </w:rPr>
+        <w:t>1. 이 프로젝트의 표(발사데이터)에 매번 기록되는 4가지 값은 무엇인가요?</w:t>
+      </w:r>
+    </w:p>
+    <w:p>
+      <w:pPr>
+        <w:pBdr>
+          <w:bottom w:val="single" w:sz="4" w:space="1" w:color="999999"/>
+        </w:pBdr>
+        <w:spacing w:after="280"/>
+      </w:pPr>
+      <w:r>
+        <w:rPr>
+          <w:b w:val="0"/>
+          <w:sz w:val="24"/>
+        </w:rPr>
+        <w:t xml:space="preserve"> </w:t>
+      </w:r>
+    </w:p>
+    <w:p>
+      <w:pPr>
+        <w:pBdr>
+          <w:bottom w:val="single" w:sz="4" w:space="1" w:color="999999"/>
+        </w:pBdr>
+        <w:spacing w:after="280"/>
+      </w:pPr>
+      <w:r>
+        <w:rPr>
+          <w:b w:val="0"/>
+          <w:sz w:val="24"/>
+        </w:rPr>
+        <w:t xml:space="preserve"> </w:t>
+      </w:r>
+    </w:p>
+    <w:p>
+      <w:r>
+        <w:rPr>
+          <w:b/>
+          <w:sz w:val="26"/>
+        </w:rPr>
+        <w:t>2. 중력 값과 탄력성 값을 직접 바꿔보고, 공의 움직임이 어떻게 달라졌는지 적어보세요.</w:t>
+      </w:r>
+    </w:p>
+    <w:p>
+      <w:pPr>
+        <w:pBdr>
+          <w:bottom w:val="single" w:sz="4" w:space="1" w:color="999999"/>
+        </w:pBdr>
+        <w:spacing w:after="280"/>
+      </w:pPr>
+      <w:r>
+        <w:rPr>
+          <w:b w:val="0"/>
+          <w:sz w:val="24"/>
+        </w:rPr>
+        <w:t xml:space="preserve"> </w:t>
+      </w:r>
+    </w:p>
+    <w:p>
+      <w:pPr>
+        <w:pBdr>
+          <w:bottom w:val="single" w:sz="4" w:space="1" w:color="999999"/>
+        </w:pBdr>
+        <w:spacing w:after="280"/>
+      </w:pPr>
+      <w:r>
+        <w:rPr>
+          <w:b w:val="0"/>
+          <w:sz w:val="24"/>
+        </w:rPr>
+        <w:t xml:space="preserve"> </w:t>
+      </w:r>
+    </w:p>
+    <w:p>
+      <w:r>
+        <w:rPr>
+          <w:b/>
+          <w:sz w:val="26"/>
+        </w:rPr>
+        <w:t>3. 이 프로젝트는 머신러닝의 어느 단계(데이터 수집 / 모델 학습 / 예측)까지 구현되어 있나요?</w:t>
+      </w:r>
+    </w:p>
+    <w:p>
+      <w:pPr>
+        <w:pBdr>
+          <w:bottom w:val="single" w:sz="4" w:space="1" w:color="999999"/>
+        </w:pBdr>
+        <w:spacing w:after="280"/>
+      </w:pPr>
+      <w:r>
+        <w:rPr>
+          <w:b w:val="0"/>
+          <w:sz w:val="24"/>
+        </w:rPr>
+        <w:t xml:space="preserve"> </w:t>
+      </w:r>
+    </w:p>
+    <w:p>
+      <w:pPr>
+        <w:pBdr>
+          <w:bottom w:val="single" w:sz="4" w:space="1" w:color="999999"/>
+        </w:pBdr>
+        <w:spacing w:after="280"/>
+      </w:pPr>
+      <w:r>
+        <w:rPr>
+          <w:b w:val="0"/>
+          <w:sz w:val="24"/>
+        </w:rPr>
+        <w:t xml:space="preserve"> </w:t>
+      </w:r>
+    </w:p>
+    <w:p>
+      <w:r>
+        <w:rPr>
+          <w:b w:val="0"/>
+          <w:sz w:val="26"/>
+        </w:rPr>
+      </w:r>
+    </w:p>
+    <w:p>
+      <w:r>
+        <w:rPr>
+          <w:b/>
+          <w:sz w:val="26"/>
+        </w:rPr>
+        <w:t>오늘 배운 내용 체크리스트</w:t>
+      </w:r>
+    </w:p>
+    <w:p>
+      <w:r>
+        <w:rPr>
+          <w:b w:val="0"/>
+          <w:sz w:val="24"/>
+        </w:rPr>
+        <w:t>☐  나만의 블록(함수) 4개가 각각 어떤 역할을 하는지 설명할 수 있다</w:t>
+      </w:r>
+    </w:p>
+    <w:p>
+      <w:r>
+        <w:rPr>
+          <w:b w:val="0"/>
+          <w:sz w:val="24"/>
+        </w:rPr>
+        <w:t>☐  표에 데이터가 어떻게 기록되는지 확인했다</w:t>
+      </w:r>
+    </w:p>
+    <w:p>
+      <w:r>
+        <w:rPr>
+          <w:b w:val="0"/>
+          <w:sz w:val="24"/>
+        </w:rPr>
+        <w:t>☐  중력·탄력성 값을 바꿔가며 실험해봤다</w:t>
+      </w:r>
+    </w:p>
+    <w:p>
+      <w:r>
+        <w:rPr>
+          <w:b w:val="0"/>
+          <w:sz w:val="24"/>
+        </w:rPr>
+        <w:t>☐  데이터 수집과 예측(회귀)의 차이를 설명할 수 있다</w:t>
+      </w:r>
+    </w:p>
+    <w:p/>
     <w:sectPr>
       <w:pgSz w:w="11906" w:h="16838"/>
       <w:pgMar w:top="850" w:right="1134" w:bottom="850" w:left="1134" w:header="720" w:footer="720" w:gutter="0"/>
